--- a/第一次提交项目到gitee.docx
+++ b/第一次提交项目到gitee.docx
@@ -1,6 +1,6 @@
 
 <file path=word/document.xml><?xml version="1.0" encoding="utf-8"?>
-<w:document xmlns:wpc="http://schemas.microsoft.com/office/word/2010/wordprocessingCanvas" xmlns:mc="http://schemas.openxmlformats.org/markup-compatibility/2006" xmlns:o="urn:schemas-microsoft-com:office:office" xmlns:r="http://schemas.openxmlformats.org/officeDocument/2006/relationships" xmlns:m="http://schemas.openxmlformats.org/officeDocument/2006/math" xmlns:v="urn:schemas-microsoft-com:vml" xmlns:wp14="http://schemas.microsoft.com/office/word/2010/wordprocessingDrawing" xmlns:wp="http://schemas.openxmlformats.org/drawingml/2006/wordprocessingDrawing" xmlns:w10="urn:schemas-microsoft-com:office:word" xmlns:w="http://schemas.openxmlformats.org/wordprocessingml/2006/main" xmlns:w14="http://schemas.microsoft.com/office/word/2010/wordml" xmlns:w15="http://schemas.microsoft.com/office/word/2012/wordml" xmlns:wpg="http://schemas.microsoft.com/office/word/2010/wordprocessingGroup" xmlns:wpi="http://schemas.microsoft.com/office/word/2010/wordprocessingInk" xmlns:wne="http://schemas.microsoft.com/office/word/2006/wordml" xmlns:wps="http://schemas.microsoft.com/office/word/2010/wordprocessingShape" mc:Ignorable="w14 w15 wp14">
+<w:document xmlns:wpc="http://schemas.microsoft.com/office/word/2010/wordprocessingCanvas" xmlns:cx="http://schemas.microsoft.com/office/drawing/2014/chartex" xmlns:mc="http://schemas.openxmlformats.org/markup-compatibility/2006" xmlns:o="urn:schemas-microsoft-com:office:office" xmlns:r="http://schemas.openxmlformats.org/officeDocument/2006/relationships" xmlns:m="http://schemas.openxmlformats.org/officeDocument/2006/math" xmlns:v="urn:schemas-microsoft-com:vml" xmlns:wp14="http://schemas.microsoft.com/office/word/2010/wordprocessingDrawing" xmlns:wp="http://schemas.openxmlformats.org/drawingml/2006/wordprocessingDrawing" xmlns:w10="urn:schemas-microsoft-com:office:word" xmlns:w="http://schemas.openxmlformats.org/wordprocessingml/2006/main" xmlns:w14="http://schemas.microsoft.com/office/word/2010/wordml" xmlns:w15="http://schemas.microsoft.com/office/word/2012/wordml" xmlns:w16se="http://schemas.microsoft.com/office/word/2015/wordml/symex" xmlns:wpg="http://schemas.microsoft.com/office/word/2010/wordprocessingGroup" xmlns:wpi="http://schemas.microsoft.com/office/word/2010/wordprocessingInk" xmlns:wne="http://schemas.microsoft.com/office/word/2006/wordml" xmlns:wps="http://schemas.microsoft.com/office/word/2010/wordprocessingShape" mc:Ignorable="w14 w15 w16se wp14">
   <w:body>
     <w:p>
       <w:pPr>
@@ -32,7 +32,6 @@
         <w:t>上仓库名称相同的文件夹：</w:t>
       </w:r>
       <w:proofErr w:type="spellStart"/>
-      <w:proofErr w:type="gramStart"/>
       <w:r>
         <w:rPr>
           <w:rFonts w:hint="eastAsia"/>
@@ -43,17 +42,11 @@
         <w:t>Git</w:t>
       </w:r>
       <w:proofErr w:type="spellEnd"/>
-      <w:proofErr w:type="gramEnd"/>
       <w:r>
         <w:t>.</w:t>
       </w:r>
     </w:p>
     <w:p>
-      <w:pPr>
-        <w:rPr>
-          <w:rFonts w:hint="eastAsia"/>
-        </w:rPr>
-      </w:pPr>
       <w:r>
         <w:rPr>
           <w:noProof/>
@@ -166,11 +159,6 @@
       </w:r>
     </w:p>
     <w:p>
-      <w:pPr>
-        <w:rPr>
-          <w:rFonts w:hint="eastAsia"/>
-        </w:rPr>
-      </w:pPr>
       <w:r>
         <w:rPr>
           <w:noProof/>
@@ -260,6 +248,17 @@
       <w:pPr>
         <w:pStyle w:val="a3"/>
         <w:ind w:left="360" w:firstLineChars="0" w:firstLine="0"/>
+        <w:rPr>
+          <w:rFonts w:hint="eastAsia"/>
+        </w:rPr>
+      </w:pPr>
+      <w:bookmarkStart w:id="0" w:name="_GoBack"/>
+      <w:bookmarkEnd w:id="0"/>
+    </w:p>
+    <w:p>
+      <w:pPr>
+        <w:pStyle w:val="a3"/>
+        <w:ind w:left="360" w:firstLineChars="0" w:firstLine="0"/>
       </w:pPr>
       <w:proofErr w:type="spellStart"/>
       <w:r>
@@ -291,9 +290,6 @@
       <w:pPr>
         <w:pStyle w:val="a3"/>
         <w:ind w:left="360" w:firstLineChars="0" w:firstLine="0"/>
-        <w:rPr>
-          <w:rFonts w:hint="eastAsia"/>
-        </w:rPr>
       </w:pPr>
       <w:r>
         <w:rPr>
@@ -412,11 +408,6 @@
       </w:r>
     </w:p>
     <w:p>
-      <w:pPr>
-        <w:rPr>
-          <w:rFonts w:hint="eastAsia"/>
-        </w:rPr>
-      </w:pPr>
       <w:r>
         <w:rPr>
           <w:noProof/>
@@ -484,15 +475,18 @@
         <w:t xml:space="preserve"> </w:t>
       </w:r>
       <w:proofErr w:type="spellStart"/>
+      <w:r>
+        <w:t>git</w:t>
+      </w:r>
+      <w:proofErr w:type="spellEnd"/>
+      <w:r>
+        <w:t xml:space="preserve"> </w:t>
+      </w:r>
       <w:proofErr w:type="gramStart"/>
       <w:r>
-        <w:t>git</w:t>
-      </w:r>
-      <w:proofErr w:type="spellEnd"/>
+        <w:t>add .</w:t>
+      </w:r>
       <w:proofErr w:type="gramEnd"/>
-      <w:r>
-        <w:t xml:space="preserve"> add .</w:t>
-      </w:r>
       <w:r>
         <w:t xml:space="preserve"> </w:t>
       </w:r>
@@ -539,11 +533,6 @@
       </w:r>
     </w:p>
     <w:p>
-      <w:pPr>
-        <w:rPr>
-          <w:rFonts w:hint="eastAsia"/>
-        </w:rPr>
-      </w:pPr>
       <w:r>
         <w:rPr>
           <w:noProof/>
@@ -624,11 +613,6 @@
       </w:r>
     </w:p>
     <w:p>
-      <w:pPr>
-        <w:rPr>
-          <w:rFonts w:hint="eastAsia"/>
-        </w:rPr>
-      </w:pPr>
       <w:r>
         <w:rPr>
           <w:noProof/>
@@ -669,8 +653,6 @@
           </wp:inline>
         </w:drawing>
       </w:r>
-      <w:bookmarkStart w:id="0" w:name="_GoBack"/>
-      <w:bookmarkEnd w:id="0"/>
     </w:p>
     <w:sectPr>
       <w:pgSz w:w="11906" w:h="16838"/>
@@ -683,7 +665,7 @@
 </file>
 
 <file path=word/numbering.xml><?xml version="1.0" encoding="utf-8"?>
-<w:numbering xmlns:wpc="http://schemas.microsoft.com/office/word/2010/wordprocessingCanvas" xmlns:mc="http://schemas.openxmlformats.org/markup-compatibility/2006" xmlns:o="urn:schemas-microsoft-com:office:office" xmlns:r="http://schemas.openxmlformats.org/officeDocument/2006/relationships" xmlns:m="http://schemas.openxmlformats.org/officeDocument/2006/math" xmlns:v="urn:schemas-microsoft-com:vml" xmlns:wp14="http://schemas.microsoft.com/office/word/2010/wordprocessingDrawing" xmlns:wp="http://schemas.openxmlformats.org/drawingml/2006/wordprocessingDrawing" xmlns:w10="urn:schemas-microsoft-com:office:word" xmlns:w="http://schemas.openxmlformats.org/wordprocessingml/2006/main" xmlns:w14="http://schemas.microsoft.com/office/word/2010/wordml" xmlns:w15="http://schemas.microsoft.com/office/word/2012/wordml" xmlns:wpg="http://schemas.microsoft.com/office/word/2010/wordprocessingGroup" xmlns:wpi="http://schemas.microsoft.com/office/word/2010/wordprocessingInk" xmlns:wne="http://schemas.microsoft.com/office/word/2006/wordml" xmlns:wps="http://schemas.microsoft.com/office/word/2010/wordprocessingShape" mc:Ignorable="w14 w15 wp14">
+<w:numbering xmlns:wpc="http://schemas.microsoft.com/office/word/2010/wordprocessingCanvas" xmlns:cx="http://schemas.microsoft.com/office/drawing/2014/chartex" xmlns:mc="http://schemas.openxmlformats.org/markup-compatibility/2006" xmlns:o="urn:schemas-microsoft-com:office:office" xmlns:r="http://schemas.openxmlformats.org/officeDocument/2006/relationships" xmlns:m="http://schemas.openxmlformats.org/officeDocument/2006/math" xmlns:v="urn:schemas-microsoft-com:vml" xmlns:wp14="http://schemas.microsoft.com/office/word/2010/wordprocessingDrawing" xmlns:wp="http://schemas.openxmlformats.org/drawingml/2006/wordprocessingDrawing" xmlns:w10="urn:schemas-microsoft-com:office:word" xmlns:w="http://schemas.openxmlformats.org/wordprocessingml/2006/main" xmlns:w14="http://schemas.microsoft.com/office/word/2010/wordml" xmlns:w15="http://schemas.microsoft.com/office/word/2012/wordml" xmlns:w16se="http://schemas.microsoft.com/office/word/2015/wordml/symex" xmlns:wpg="http://schemas.microsoft.com/office/word/2010/wordprocessingGroup" xmlns:wpi="http://schemas.microsoft.com/office/word/2010/wordprocessingInk" xmlns:wne="http://schemas.microsoft.com/office/word/2006/wordml" xmlns:wps="http://schemas.microsoft.com/office/word/2010/wordprocessingShape" mc:Ignorable="w14 w15 w16se wp14">
   <w:abstractNum w:abstractNumId="0" w15:restartNumberingAfterBreak="0">
     <w:nsid w:val="53505870"/>
     <w:multiLevelType w:val="hybridMultilevel"/>
@@ -780,7 +762,7 @@
 </file>
 
 <file path=word/styles.xml><?xml version="1.0" encoding="utf-8"?>
-<w:styles xmlns:mc="http://schemas.openxmlformats.org/markup-compatibility/2006" xmlns:r="http://schemas.openxmlformats.org/officeDocument/2006/relationships" xmlns:w="http://schemas.openxmlformats.org/wordprocessingml/2006/main" xmlns:w14="http://schemas.microsoft.com/office/word/2010/wordml" xmlns:w15="http://schemas.microsoft.com/office/word/2012/wordml" mc:Ignorable="w14 w15">
+<w:styles xmlns:mc="http://schemas.openxmlformats.org/markup-compatibility/2006" xmlns:r="http://schemas.openxmlformats.org/officeDocument/2006/relationships" xmlns:w="http://schemas.openxmlformats.org/wordprocessingml/2006/main" xmlns:w14="http://schemas.microsoft.com/office/word/2010/wordml" xmlns:w15="http://schemas.microsoft.com/office/word/2012/wordml" xmlns:w16se="http://schemas.microsoft.com/office/word/2015/wordml/symex" mc:Ignorable="w14 w15 w16se">
   <w:docDefaults>
     <w:rPrDefault>
       <w:rPr>
